--- a/sender/manuale trasmettitore.docx
+++ b/sender/manuale trasmettitore.docx
@@ -113,20 +113,7 @@
           <w:lang w:val="it-IT"/>
         </w:rPr>
         <w:br/>
-      </w:r>
-      <w:proofErr w:type="spellStart"/>
-      <w:r>
-        <w:rPr>
-          <w:lang w:val="it-IT"/>
-        </w:rPr>
-        <w:t>MeshBee</w:t>
-      </w:r>
-      <w:proofErr w:type="spellEnd"/>
-      <w:r>
-        <w:rPr>
-          <w:lang w:val="it-IT"/>
-        </w:rPr>
-        <w:t xml:space="preserve"> ferma </w:t>
+        <w:t xml:space="preserve">MeshBee ferma </w:t>
       </w:r>
       <w:r>
         <w:rPr>
@@ -140,47 +127,11 @@
         </w:rPr>
         <w:br/>
       </w:r>
-      <w:proofErr w:type="spellStart"/>
-      <w:r>
-        <w:rPr>
-          <w:lang w:val="it-IT"/>
-        </w:rPr>
-        <w:t>MeshBee</w:t>
-      </w:r>
-      <w:proofErr w:type="spellEnd"/>
-      <w:r>
-        <w:rPr>
-          <w:lang w:val="it-IT"/>
-        </w:rPr>
-        <w:t xml:space="preserve"> crea un </w:t>
-      </w:r>
-      <w:proofErr w:type="spellStart"/>
-      <w:r>
-        <w:rPr>
-          <w:lang w:val="it-IT"/>
-        </w:rPr>
-        <w:t>Wifi</w:t>
-      </w:r>
-      <w:proofErr w:type="spellEnd"/>
-      <w:r>
-        <w:rPr>
-          <w:lang w:val="it-IT"/>
-        </w:rPr>
-        <w:t xml:space="preserve"> </w:t>
-      </w:r>
-      <w:proofErr w:type="spellStart"/>
-      <w:r>
-        <w:rPr>
-          <w:lang w:val="it-IT"/>
-        </w:rPr>
-        <w:t>Acess</w:t>
-      </w:r>
-      <w:proofErr w:type="spellEnd"/>
-      <w:r>
-        <w:rPr>
-          <w:lang w:val="it-IT"/>
-        </w:rPr>
-        <w:t xml:space="preserve"> Point (AP) con</w:t>
+      <w:r>
+        <w:rPr>
+          <w:lang w:val="it-IT"/>
+        </w:rPr>
+        <w:t>MeshBee crea un Wifi Acess Point (AP) con</w:t>
       </w:r>
       <w:r>
         <w:rPr>
@@ -199,15 +150,7 @@
           <w:highlight w:val="yellow"/>
           <w:lang w:val="it-IT"/>
         </w:rPr>
-        <w:t xml:space="preserve">SSID: </w:t>
-      </w:r>
-      <w:proofErr w:type="spellStart"/>
-      <w:r>
-        <w:rPr>
-          <w:highlight w:val="yellow"/>
-          <w:lang w:val="it-IT"/>
-        </w:rPr>
-        <w:t>MeshBee</w:t>
+        <w:t>SSID: MeshBee</w:t>
       </w:r>
       <w:r>
         <w:rPr>
@@ -216,7 +159,6 @@
         </w:rPr>
         <w:t>T</w:t>
       </w:r>
-      <w:proofErr w:type="spellEnd"/>
       <w:r>
         <w:rPr>
           <w:highlight w:val="yellow"/>
@@ -231,21 +173,12 @@
         </w:rPr>
         <w:tab/>
       </w:r>
-      <w:proofErr w:type="spellStart"/>
-      <w:r>
-        <w:rPr>
-          <w:highlight w:val="yellow"/>
-          <w:lang w:val="it-IT"/>
-        </w:rPr>
-        <w:t>Passwort</w:t>
-      </w:r>
-      <w:proofErr w:type="spellEnd"/>
-      <w:r>
-        <w:rPr>
-          <w:highlight w:val="yellow"/>
-          <w:lang w:val="it-IT"/>
-        </w:rPr>
-        <w:t>: MeshBee123</w:t>
+      <w:r>
+        <w:rPr>
+          <w:highlight w:val="yellow"/>
+          <w:lang w:val="it-IT"/>
+        </w:rPr>
+        <w:t>Passwort: MeshBee123</w:t>
       </w:r>
       <w:r>
         <w:rPr>
@@ -264,16 +197,8 @@
         <w:rPr>
           <w:lang w:val="it-IT"/>
         </w:rPr>
-        <w:t xml:space="preserve"> col WiFi </w:t>
-      </w:r>
-      <w:proofErr w:type="spellStart"/>
-      <w:r>
-        <w:rPr>
-          <w:lang w:val="it-IT"/>
-        </w:rPr>
-        <w:t>Meshbee</w:t>
-      </w:r>
-      <w:proofErr w:type="spellEnd"/>
+        <w:t xml:space="preserve"> col WiFi Meshbee</w:t>
+      </w:r>
       <w:r>
         <w:rPr>
           <w:lang w:val="it-IT"/>
@@ -385,21 +310,7 @@
         <w:rPr>
           <w:lang w:val="it-IT"/>
         </w:rPr>
-        <w:t>&lt;</w:t>
-      </w:r>
-      <w:proofErr w:type="spellStart"/>
-      <w:r>
-        <w:rPr>
-          <w:lang w:val="it-IT"/>
-        </w:rPr>
-        <w:t>xyz</w:t>
-      </w:r>
-      <w:proofErr w:type="spellEnd"/>
-      <w:r>
-        <w:rPr>
-          <w:lang w:val="it-IT"/>
-        </w:rPr>
-        <w:t>&gt;</w:t>
+        <w:t>&lt;xyz&gt;</w:t>
       </w:r>
       <w:r>
         <w:rPr>
@@ -468,17 +379,8 @@
           <w:highlight w:val="yellow"/>
           <w:lang w:val="it-IT"/>
         </w:rPr>
-        <w:t>192.168.4.1/</w:t>
-      </w:r>
-      <w:proofErr w:type="spellStart"/>
-      <w:r>
-        <w:rPr>
-          <w:highlight w:val="yellow"/>
-          <w:lang w:val="it-IT"/>
-        </w:rPr>
-        <w:t>webserial</w:t>
-      </w:r>
-      <w:proofErr w:type="spellEnd"/>
+        <w:t>192.168.4.1/webserial</w:t>
+      </w:r>
     </w:p>
     <w:p>
       <w:pPr>
@@ -559,24 +461,28 @@
         </w:rPr>
         <w:t xml:space="preserve"> </w:t>
       </w:r>
-      <w:proofErr w:type="spellStart"/>
-      <w:r>
-        <w:rPr>
-          <w:b/>
-          <w:bCs/>
-          <w:sz w:val="28"/>
-          <w:szCs w:val="28"/>
-          <w:lang w:val="it-IT"/>
-        </w:rPr>
-        <w:t>sleep</w:t>
-      </w:r>
-      <w:proofErr w:type="spellEnd"/>
-      <w:r>
-        <w:rPr>
-          <w:lang w:val="it-IT"/>
-        </w:rPr>
-        <w:br/>
-        <w:t>ti mostra il tempo di dormire</w:t>
+      <w:r>
+        <w:rPr>
+          <w:b/>
+          <w:bCs/>
+          <w:sz w:val="28"/>
+          <w:szCs w:val="28"/>
+          <w:lang w:val="it-IT"/>
+        </w:rPr>
+        <w:t>help</w:t>
+      </w:r>
+      <w:r>
+        <w:rPr>
+          <w:lang w:val="it-IT"/>
+        </w:rPr>
+        <w:br/>
+        <w:t xml:space="preserve">ti dà una lista </w:t>
+      </w:r>
+      <w:r>
+        <w:rPr>
+          <w:lang w:val="it-IT"/>
+        </w:rPr>
+        <w:t>dei comandi</w:t>
       </w:r>
     </w:p>
     <w:p>
@@ -615,98 +521,32 @@
         </w:rPr>
         <w:t xml:space="preserve"> </w:t>
       </w:r>
-      <w:proofErr w:type="spellStart"/>
-      <w:r>
-        <w:rPr>
-          <w:b/>
-          <w:bCs/>
-          <w:sz w:val="28"/>
-          <w:szCs w:val="28"/>
-          <w:lang w:val="it-IT"/>
-        </w:rPr>
-        <w:t>ex</w:t>
-      </w:r>
-      <w:r>
-        <w:rPr>
-          <w:b/>
-          <w:bCs/>
-          <w:sz w:val="28"/>
-          <w:szCs w:val="28"/>
-          <w:lang w:val="it-IT"/>
-        </w:rPr>
-        <w:t>ample</w:t>
-      </w:r>
-      <w:proofErr w:type="spellEnd"/>
-      <w:r>
-        <w:rPr>
-          <w:b/>
-          <w:bCs/>
-          <w:sz w:val="28"/>
-          <w:szCs w:val="28"/>
-          <w:lang w:val="it-IT"/>
-        </w:rPr>
-        <w:t xml:space="preserve"> </w:t>
-      </w:r>
-      <w:r>
-        <w:rPr>
-          <w:lang w:val="it-IT"/>
-        </w:rPr>
-        <w:t>(</w:t>
-      </w:r>
-      <w:proofErr w:type="spellStart"/>
-      <w:r>
-        <w:rPr>
-          <w:lang w:val="it-IT"/>
-        </w:rPr>
-        <w:t>example</w:t>
-      </w:r>
-      <w:proofErr w:type="spellEnd"/>
-      <w:r>
-        <w:rPr>
-          <w:lang w:val="it-IT"/>
-        </w:rPr>
-        <w:t xml:space="preserve"> </w:t>
-      </w:r>
-      <w:proofErr w:type="spellStart"/>
-      <w:r>
-        <w:rPr>
-          <w:lang w:val="it-IT"/>
-        </w:rPr>
-        <w:t>sensor</w:t>
-      </w:r>
-      <w:proofErr w:type="spellEnd"/>
-      <w:r>
-        <w:rPr>
-          <w:lang w:val="it-IT"/>
-        </w:rPr>
-        <w:t>)</w:t>
-      </w:r>
-      <w:r>
-        <w:rPr>
-          <w:b/>
-          <w:bCs/>
-          <w:lang w:val="it-IT"/>
-        </w:rPr>
-        <w:br/>
-      </w:r>
-      <w:r>
-        <w:rPr>
-          <w:lang w:val="it-IT"/>
-        </w:rPr>
-        <w:t>mostra un esempio come</w:t>
-      </w:r>
-      <w:r>
-        <w:rPr>
-          <w:lang w:val="it-IT"/>
-        </w:rPr>
-        <w:t xml:space="preserve"> impostare un sensore. Guarda giù.</w:t>
-      </w:r>
-      <w:r>
-        <w:rPr>
-          <w:lang w:val="it-IT"/>
-        </w:rPr>
-        <w:br/>
-      </w:r>
+      <w:r>
+        <w:rPr>
+          <w:b/>
+          <w:bCs/>
+          <w:sz w:val="28"/>
+          <w:szCs w:val="28"/>
+          <w:lang w:val="it-IT"/>
+        </w:rPr>
+        <w:t>sleep</w:t>
+      </w:r>
+      <w:r>
+        <w:rPr>
+          <w:lang w:val="it-IT"/>
+        </w:rPr>
+        <w:br/>
+        <w:t>ti mostra il tempo di dormire</w:t>
+      </w:r>
+    </w:p>
+    <w:p>
+      <w:pPr>
+        <w:pStyle w:val="Listenabsatz"/>
+        <w:ind w:left="1440"/>
+        <w:rPr>
+          <w:lang w:val="it-IT"/>
+        </w:rPr>
+      </w:pPr>
     </w:p>
     <w:p>
       <w:pPr>
@@ -733,79 +573,33 @@
           <w:szCs w:val="28"/>
           <w:lang w:val="it-IT"/>
         </w:rPr>
+        <w:t xml:space="preserve"> ex</w:t>
+      </w:r>
+      <w:r>
+        <w:rPr>
+          <w:b/>
+          <w:bCs/>
+          <w:sz w:val="28"/>
+          <w:szCs w:val="28"/>
+          <w:lang w:val="it-IT"/>
+        </w:rPr>
+        <w:t>ample</w:t>
+      </w:r>
+      <w:r>
+        <w:rPr>
+          <w:b/>
+          <w:bCs/>
+          <w:sz w:val="28"/>
+          <w:szCs w:val="28"/>
+          <w:lang w:val="it-IT"/>
+        </w:rPr>
         <w:t xml:space="preserve"> </w:t>
       </w:r>
-      <w:proofErr w:type="spellStart"/>
-      <w:r>
-        <w:rPr>
-          <w:b/>
-          <w:bCs/>
-          <w:sz w:val="28"/>
-          <w:szCs w:val="28"/>
-          <w:lang w:val="it-IT"/>
-        </w:rPr>
-        <w:t>ex</w:t>
-      </w:r>
-      <w:r>
-        <w:rPr>
-          <w:b/>
-          <w:bCs/>
-          <w:sz w:val="28"/>
-          <w:szCs w:val="28"/>
-          <w:lang w:val="it-IT"/>
-        </w:rPr>
-        <w:t>sleep</w:t>
-      </w:r>
-      <w:proofErr w:type="spellEnd"/>
-      <w:r>
-        <w:rPr>
-          <w:b/>
-          <w:bCs/>
-          <w:sz w:val="28"/>
-          <w:szCs w:val="28"/>
-          <w:lang w:val="it-IT"/>
-        </w:rPr>
-        <w:t xml:space="preserve"> </w:t>
-      </w:r>
-      <w:r>
-        <w:rPr>
-          <w:lang w:val="it-IT"/>
-        </w:rPr>
-        <w:t>(</w:t>
-      </w:r>
-      <w:proofErr w:type="spellStart"/>
-      <w:r>
-        <w:rPr>
-          <w:lang w:val="it-IT"/>
-        </w:rPr>
-        <w:t>example</w:t>
-      </w:r>
-      <w:proofErr w:type="spellEnd"/>
-      <w:r>
-        <w:rPr>
-          <w:lang w:val="it-IT"/>
-        </w:rPr>
-        <w:t xml:space="preserve"> </w:t>
-      </w:r>
-      <w:proofErr w:type="spellStart"/>
-      <w:r>
-        <w:rPr>
-          <w:lang w:val="it-IT"/>
-        </w:rPr>
-        <w:t>sleep</w:t>
-      </w:r>
-      <w:proofErr w:type="spellEnd"/>
-      <w:r>
-        <w:rPr>
-          <w:lang w:val="it-IT"/>
-        </w:rPr>
-        <w:t xml:space="preserve"> time</w:t>
-      </w:r>
-      <w:r>
-        <w:rPr>
-          <w:lang w:val="it-IT"/>
-        </w:rPr>
-        <w:t>)</w:t>
+      <w:r>
+        <w:rPr>
+          <w:lang w:val="it-IT"/>
+        </w:rPr>
+        <w:t>(example sensor)</w:t>
       </w:r>
       <w:r>
         <w:rPr>
@@ -825,16 +619,14 @@
         <w:rPr>
           <w:lang w:val="it-IT"/>
         </w:rPr>
-        <w:t xml:space="preserve"> impostare un tempo di dormire. Guarda giù.</w:t>
-      </w:r>
-    </w:p>
-    <w:p>
-      <w:pPr>
-        <w:pStyle w:val="Listenabsatz"/>
-        <w:rPr>
-          <w:lang w:val="it-IT"/>
-        </w:rPr>
-      </w:pPr>
+        <w:t xml:space="preserve"> impostare un sensore. Guarda giù.</w:t>
+      </w:r>
+      <w:r>
+        <w:rPr>
+          <w:lang w:val="it-IT"/>
+        </w:rPr>
+        <w:br/>
+      </w:r>
     </w:p>
     <w:p>
       <w:pPr>
@@ -861,42 +653,74 @@
           <w:szCs w:val="28"/>
           <w:lang w:val="it-IT"/>
         </w:rPr>
-        <w:t xml:space="preserve"> reset</w:t>
-      </w:r>
-      <w:r>
-        <w:rPr>
-          <w:b/>
-          <w:bCs/>
-          <w:lang w:val="it-IT"/>
-        </w:rPr>
-        <w:br/>
-      </w:r>
-      <w:r>
-        <w:rPr>
-          <w:lang w:val="it-IT"/>
-        </w:rPr>
-        <w:t xml:space="preserve">fa un reset di </w:t>
-      </w:r>
-      <w:proofErr w:type="spellStart"/>
-      <w:r>
-        <w:rPr>
-          <w:lang w:val="it-IT"/>
-        </w:rPr>
-        <w:t>MeshBee</w:t>
-      </w:r>
-      <w:proofErr w:type="spellEnd"/>
-      <w:r>
-        <w:rPr>
-          <w:lang w:val="it-IT"/>
-        </w:rPr>
-        <w:t xml:space="preserve"> e comincia a prendere e trasmettere valori es ferma il AP.</w:t>
-      </w:r>
-      <w:r>
-        <w:rPr>
-          <w:lang w:val="it-IT"/>
-        </w:rPr>
-        <w:br/>
-      </w:r>
+        <w:t xml:space="preserve"> ex</w:t>
+      </w:r>
+      <w:r>
+        <w:rPr>
+          <w:b/>
+          <w:bCs/>
+          <w:sz w:val="28"/>
+          <w:szCs w:val="28"/>
+          <w:lang w:val="it-IT"/>
+        </w:rPr>
+        <w:t>sleep</w:t>
+      </w:r>
+      <w:r>
+        <w:rPr>
+          <w:b/>
+          <w:bCs/>
+          <w:sz w:val="28"/>
+          <w:szCs w:val="28"/>
+          <w:lang w:val="it-IT"/>
+        </w:rPr>
+        <w:t xml:space="preserve"> </w:t>
+      </w:r>
+      <w:r>
+        <w:rPr>
+          <w:lang w:val="it-IT"/>
+        </w:rPr>
+        <w:t>(example</w:t>
+      </w:r>
+      <w:r>
+        <w:rPr>
+          <w:lang w:val="it-IT"/>
+        </w:rPr>
+        <w:t xml:space="preserve"> sleep time</w:t>
+      </w:r>
+      <w:r>
+        <w:rPr>
+          <w:lang w:val="it-IT"/>
+        </w:rPr>
+        <w:t>)</w:t>
+      </w:r>
+      <w:r>
+        <w:rPr>
+          <w:b/>
+          <w:bCs/>
+          <w:lang w:val="it-IT"/>
+        </w:rPr>
+        <w:br/>
+      </w:r>
+      <w:r>
+        <w:rPr>
+          <w:lang w:val="it-IT"/>
+        </w:rPr>
+        <w:t>mostra un esempio come</w:t>
+      </w:r>
+      <w:r>
+        <w:rPr>
+          <w:lang w:val="it-IT"/>
+        </w:rPr>
+        <w:t xml:space="preserve"> impostare un tempo di dormire. Guarda giù.</w:t>
+      </w:r>
+    </w:p>
+    <w:p>
+      <w:pPr>
+        <w:pStyle w:val="Listenabsatz"/>
+        <w:rPr>
+          <w:lang w:val="it-IT"/>
+        </w:rPr>
+      </w:pPr>
     </w:p>
     <w:p>
       <w:pPr>
@@ -913,48 +737,38 @@
         <w:rPr>
           <w:lang w:val="it-IT"/>
         </w:rPr>
-        <w:t>comando</w:t>
-      </w:r>
-      <w:r>
-        <w:rPr>
-          <w:lang w:val="it-IT"/>
-        </w:rPr>
-        <w:t>:</w:t>
-      </w:r>
-      <w:r>
-        <w:rPr>
-          <w:sz w:val="28"/>
-          <w:szCs w:val="28"/>
-          <w:lang w:val="it-IT"/>
-        </w:rPr>
-        <w:t xml:space="preserve"> </w:t>
-      </w:r>
-      <w:r>
-        <w:rPr>
-          <w:b/>
-          <w:bCs/>
-          <w:sz w:val="28"/>
-          <w:szCs w:val="28"/>
-          <w:lang w:val="it-IT"/>
-        </w:rPr>
-        <w:t>erase</w:t>
-      </w:r>
-      <w:r>
-        <w:rPr>
-          <w:lang w:val="it-IT"/>
-        </w:rPr>
-        <w:br/>
-        <w:t>cancellare tutti dati dalla memoria permanente</w:t>
-      </w:r>
-    </w:p>
-    <w:p>
-      <w:pPr>
-        <w:pStyle w:val="Listenabsatz"/>
-        <w:ind w:left="1440"/>
-        <w:rPr>
-          <w:lang w:val="it-IT"/>
-        </w:rPr>
-      </w:pPr>
+        <w:t>comando:</w:t>
+      </w:r>
+      <w:r>
+        <w:rPr>
+          <w:b/>
+          <w:bCs/>
+          <w:sz w:val="28"/>
+          <w:szCs w:val="28"/>
+          <w:lang w:val="it-IT"/>
+        </w:rPr>
+        <w:t xml:space="preserve"> reset</w:t>
+      </w:r>
+      <w:r>
+        <w:rPr>
+          <w:b/>
+          <w:bCs/>
+          <w:lang w:val="it-IT"/>
+        </w:rPr>
+        <w:br/>
+      </w:r>
+      <w:r>
+        <w:rPr>
+          <w:lang w:val="it-IT"/>
+        </w:rPr>
+        <w:t>fa un reset di MeshBee e comincia a prendere e trasmettere valori es ferma il AP.</w:t>
+      </w:r>
+      <w:r>
+        <w:rPr>
+          <w:lang w:val="it-IT"/>
+        </w:rPr>
+        <w:br/>
+      </w:r>
     </w:p>
     <w:p>
       <w:pPr>
@@ -971,61 +785,48 @@
         <w:rPr>
           <w:lang w:val="it-IT"/>
         </w:rPr>
-        <w:t xml:space="preserve">comando: </w:t>
-      </w:r>
-      <w:r>
-        <w:rPr>
-          <w:b/>
-          <w:bCs/>
-          <w:sz w:val="28"/>
-          <w:szCs w:val="28"/>
-          <w:lang w:val="it-IT"/>
-        </w:rPr>
-        <w:t>store</w:t>
-      </w:r>
-      <w:r>
-        <w:rPr>
-          <w:b/>
-          <w:bCs/>
-          <w:sz w:val="28"/>
-          <w:szCs w:val="28"/>
-          <w:lang w:val="it-IT"/>
-        </w:rPr>
-        <w:br/>
-      </w:r>
-      <w:r>
-        <w:rPr>
-          <w:lang w:val="it-IT"/>
-        </w:rPr>
-        <w:t xml:space="preserve">salva i dati inserite nella memoria permanente. </w:t>
-      </w:r>
-      <w:r>
-        <w:rPr>
-          <w:highlight w:val="yellow"/>
-          <w:lang w:val="it-IT"/>
-        </w:rPr>
-        <w:t>NON DIMENTICARE DOPO INSERIRE</w:t>
-      </w:r>
-      <w:r>
-        <w:rPr>
-          <w:highlight w:val="yellow"/>
-          <w:lang w:val="it-IT"/>
-        </w:rPr>
-        <w:t xml:space="preserve"> DATI</w:t>
-      </w:r>
-      <w:r>
-        <w:rPr>
-          <w:highlight w:val="yellow"/>
-          <w:lang w:val="it-IT"/>
-        </w:rPr>
-        <w:t>!</w:t>
-      </w:r>
-      <w:r>
-        <w:rPr>
-          <w:lang w:val="it-IT"/>
-        </w:rPr>
-        <w:br/>
-      </w:r>
+        <w:t>comando</w:t>
+      </w:r>
+      <w:r>
+        <w:rPr>
+          <w:lang w:val="it-IT"/>
+        </w:rPr>
+        <w:t>:</w:t>
+      </w:r>
+      <w:r>
+        <w:rPr>
+          <w:sz w:val="28"/>
+          <w:szCs w:val="28"/>
+          <w:lang w:val="it-IT"/>
+        </w:rPr>
+        <w:t xml:space="preserve"> </w:t>
+      </w:r>
+      <w:r>
+        <w:rPr>
+          <w:b/>
+          <w:bCs/>
+          <w:sz w:val="28"/>
+          <w:szCs w:val="28"/>
+          <w:lang w:val="it-IT"/>
+        </w:rPr>
+        <w:t>erase</w:t>
+      </w:r>
+      <w:r>
+        <w:rPr>
+          <w:lang w:val="it-IT"/>
+        </w:rPr>
+        <w:br/>
+        <w:t>cancellare tutti dati dalla memoria permanente</w:t>
+      </w:r>
+    </w:p>
+    <w:p>
+      <w:pPr>
+        <w:pStyle w:val="Listenabsatz"/>
+        <w:ind w:left="1440"/>
+        <w:rPr>
+          <w:lang w:val="it-IT"/>
+        </w:rPr>
+      </w:pPr>
     </w:p>
     <w:p>
       <w:pPr>
@@ -1044,56 +845,59 @@
         </w:rPr>
         <w:t xml:space="preserve">comando: </w:t>
       </w:r>
-      <w:proofErr w:type="spellStart"/>
-      <w:r>
-        <w:rPr>
-          <w:b/>
-          <w:bCs/>
-          <w:sz w:val="28"/>
-          <w:szCs w:val="28"/>
-          <w:lang w:val="it-IT"/>
-        </w:rPr>
-        <w:t>reload</w:t>
-      </w:r>
-      <w:proofErr w:type="spellEnd"/>
-      <w:r>
-        <w:rPr>
-          <w:b/>
-          <w:bCs/>
-          <w:sz w:val="28"/>
-          <w:szCs w:val="28"/>
-          <w:lang w:val="it-IT"/>
-        </w:rPr>
-        <w:br/>
-      </w:r>
-      <w:r>
-        <w:rPr>
-          <w:lang w:val="it-IT"/>
-        </w:rPr>
-        <w:t>carica i data dalla memoria permanente. In caso si sbagliamento inserimento dei dati prima di “store”.</w:t>
-      </w:r>
-    </w:p>
-    <w:p>
-      <w:pPr>
-        <w:rPr>
-          <w:lang w:val="it-IT"/>
-        </w:rPr>
-      </w:pPr>
-      <w:r>
-        <w:rPr>
-          <w:lang w:val="it-IT"/>
-        </w:rPr>
-        <w:br w:type="page"/>
-      </w:r>
-    </w:p>
-    <w:p>
-      <w:pPr>
-        <w:pStyle w:val="Listenabsatz"/>
-        <w:ind w:left="1440"/>
-        <w:rPr>
-          <w:lang w:val="it-IT"/>
-        </w:rPr>
-      </w:pPr>
+      <w:r>
+        <w:rPr>
+          <w:b/>
+          <w:bCs/>
+          <w:sz w:val="28"/>
+          <w:szCs w:val="28"/>
+          <w:lang w:val="it-IT"/>
+        </w:rPr>
+        <w:t>store</w:t>
+      </w:r>
+      <w:r>
+        <w:rPr>
+          <w:b/>
+          <w:bCs/>
+          <w:sz w:val="28"/>
+          <w:szCs w:val="28"/>
+          <w:lang w:val="it-IT"/>
+        </w:rPr>
+        <w:br/>
+      </w:r>
+      <w:r>
+        <w:rPr>
+          <w:lang w:val="it-IT"/>
+        </w:rPr>
+        <w:t xml:space="preserve">salva i dati inserite nella memoria permanente. </w:t>
+      </w:r>
+      <w:r>
+        <w:rPr>
+          <w:highlight w:val="yellow"/>
+          <w:lang w:val="it-IT"/>
+        </w:rPr>
+        <w:t>NON DIMENTICARE DOPO INSERIRE</w:t>
+      </w:r>
+      <w:r>
+        <w:rPr>
+          <w:highlight w:val="yellow"/>
+          <w:lang w:val="it-IT"/>
+        </w:rPr>
+        <w:t xml:space="preserve"> DATI</w:t>
+      </w:r>
+      <w:r>
+        <w:rPr>
+          <w:highlight w:val="yellow"/>
+          <w:lang w:val="it-IT"/>
+        </w:rPr>
+        <w:t>!</w:t>
+      </w:r>
+      <w:r>
+        <w:rPr>
+          <w:lang w:val="it-IT"/>
+        </w:rPr>
+        <w:br/>
+      </w:r>
     </w:p>
     <w:p>
       <w:pPr>
@@ -1110,893 +914,56 @@
         <w:rPr>
           <w:lang w:val="it-IT"/>
         </w:rPr>
-        <w:t>C</w:t>
-      </w:r>
-      <w:r>
-        <w:rPr>
-          <w:lang w:val="it-IT"/>
-        </w:rPr>
-        <w:t>omando</w:t>
-      </w:r>
-      <w:r>
-        <w:rPr>
-          <w:lang w:val="it-IT"/>
-        </w:rPr>
-        <w:t xml:space="preserve"> (</w:t>
-      </w:r>
-      <w:r>
-        <w:rPr>
-          <w:b/>
-          <w:bCs/>
-          <w:sz w:val="28"/>
-          <w:szCs w:val="28"/>
-          <w:lang w:val="it-IT"/>
-        </w:rPr>
-        <w:t>modificare i</w:t>
-      </w:r>
-      <w:r>
-        <w:rPr>
-          <w:lang w:val="it-IT"/>
-        </w:rPr>
-        <w:t xml:space="preserve"> </w:t>
-      </w:r>
-      <w:r>
-        <w:rPr>
-          <w:b/>
-          <w:bCs/>
-          <w:sz w:val="28"/>
-          <w:szCs w:val="28"/>
-          <w:lang w:val="it-IT"/>
-        </w:rPr>
-        <w:t>dati calibrazione</w:t>
-      </w:r>
-      <w:r>
-        <w:rPr>
-          <w:lang w:val="it-IT"/>
-        </w:rPr>
-        <w:t>)</w:t>
-      </w:r>
-      <w:r>
-        <w:rPr>
-          <w:lang w:val="it-IT"/>
-        </w:rPr>
-        <w:t>:</w:t>
-      </w:r>
-      <w:r>
-        <w:rPr>
-          <w:lang w:val="it-IT"/>
-        </w:rPr>
-        <w:br/>
-      </w:r>
-      <w:r>
-        <w:rPr>
-          <w:lang w:val="it-IT"/>
-        </w:rPr>
-        <w:t xml:space="preserve"> </w:t>
-      </w:r>
-      <w:r>
-        <w:rPr>
-          <w:b/>
-          <w:bCs/>
-          <w:sz w:val="28"/>
-          <w:szCs w:val="28"/>
-          <w:highlight w:val="yellow"/>
-          <w:lang w:val="it-IT"/>
-        </w:rPr>
-        <w:t>{</w:t>
-      </w:r>
-      <w:r>
-        <w:rPr>
-          <w:b/>
-          <w:bCs/>
-          <w:sz w:val="28"/>
-          <w:szCs w:val="28"/>
-          <w:highlight w:val="yellow"/>
-          <w:lang w:val="it-IT"/>
-        </w:rPr>
-        <w:t>“</w:t>
-      </w:r>
-      <w:proofErr w:type="spellStart"/>
-      <w:r>
-        <w:rPr>
-          <w:b/>
-          <w:bCs/>
-          <w:sz w:val="28"/>
-          <w:szCs w:val="28"/>
-          <w:highlight w:val="yellow"/>
-          <w:lang w:val="it-IT"/>
-        </w:rPr>
-        <w:t>sensor</w:t>
-      </w:r>
-      <w:proofErr w:type="spellEnd"/>
-      <w:r>
-        <w:rPr>
-          <w:b/>
-          <w:bCs/>
-          <w:sz w:val="28"/>
-          <w:szCs w:val="28"/>
-          <w:highlight w:val="yellow"/>
-          <w:lang w:val="it-IT"/>
-        </w:rPr>
-        <w:t>”</w:t>
-      </w:r>
-      <w:r>
-        <w:rPr>
-          <w:b/>
-          <w:bCs/>
-          <w:sz w:val="28"/>
-          <w:szCs w:val="28"/>
-          <w:highlight w:val="yellow"/>
-          <w:lang w:val="it-IT"/>
-        </w:rPr>
-        <w:t>:</w:t>
-      </w:r>
-      <w:r>
-        <w:rPr>
-          <w:i/>
-          <w:iCs/>
-          <w:sz w:val="28"/>
-          <w:szCs w:val="28"/>
-          <w:highlight w:val="yellow"/>
-          <w:lang w:val="it-IT"/>
-        </w:rPr>
-        <w:t>&lt;a&gt;</w:t>
-      </w:r>
-      <w:r>
-        <w:rPr>
-          <w:b/>
-          <w:bCs/>
-          <w:sz w:val="28"/>
-          <w:szCs w:val="28"/>
-          <w:highlight w:val="yellow"/>
-          <w:lang w:val="it-IT"/>
-        </w:rPr>
-        <w:t>,</w:t>
-      </w:r>
-      <w:r>
-        <w:rPr>
-          <w:b/>
-          <w:bCs/>
-          <w:sz w:val="28"/>
-          <w:szCs w:val="28"/>
-          <w:highlight w:val="yellow"/>
-          <w:lang w:val="it-IT"/>
-        </w:rPr>
-        <w:t>”</w:t>
-      </w:r>
-      <w:r>
-        <w:rPr>
-          <w:b/>
-          <w:bCs/>
-          <w:sz w:val="28"/>
-          <w:szCs w:val="28"/>
-          <w:highlight w:val="yellow"/>
-          <w:lang w:val="it-IT"/>
-        </w:rPr>
-        <w:t>sensDHT22</w:t>
-      </w:r>
-      <w:r>
-        <w:rPr>
-          <w:b/>
-          <w:bCs/>
-          <w:sz w:val="28"/>
-          <w:szCs w:val="28"/>
-          <w:highlight w:val="yellow"/>
-          <w:lang w:val="it-IT"/>
-        </w:rPr>
-        <w:t>”</w:t>
-      </w:r>
-      <w:r>
-        <w:rPr>
-          <w:b/>
-          <w:bCs/>
-          <w:sz w:val="28"/>
-          <w:szCs w:val="28"/>
-          <w:highlight w:val="yellow"/>
-          <w:lang w:val="it-IT"/>
-        </w:rPr>
-        <w:t xml:space="preserve">: </w:t>
-      </w:r>
-      <w:r>
-        <w:rPr>
-          <w:i/>
-          <w:iCs/>
-          <w:sz w:val="28"/>
-          <w:szCs w:val="28"/>
-          <w:highlight w:val="yellow"/>
-          <w:lang w:val="it-IT"/>
-        </w:rPr>
-        <w:t>&lt;b&gt;</w:t>
-      </w:r>
-      <w:r>
-        <w:rPr>
-          <w:b/>
-          <w:bCs/>
-          <w:sz w:val="28"/>
-          <w:szCs w:val="28"/>
-          <w:highlight w:val="yellow"/>
-          <w:lang w:val="it-IT"/>
-        </w:rPr>
-        <w:t>,</w:t>
-      </w:r>
-      <w:r>
-        <w:rPr>
-          <w:b/>
-          <w:bCs/>
-          <w:sz w:val="28"/>
-          <w:szCs w:val="28"/>
-          <w:highlight w:val="yellow"/>
-          <w:lang w:val="it-IT"/>
-        </w:rPr>
-        <w:t>”</w:t>
-      </w:r>
-      <w:r>
-        <w:rPr>
-          <w:b/>
-          <w:bCs/>
-          <w:sz w:val="28"/>
-          <w:szCs w:val="28"/>
-          <w:highlight w:val="yellow"/>
-          <w:lang w:val="it-IT"/>
-        </w:rPr>
-        <w:t>sensHX711</w:t>
-      </w:r>
-      <w:r>
-        <w:rPr>
-          <w:b/>
-          <w:bCs/>
-          <w:sz w:val="28"/>
-          <w:szCs w:val="28"/>
-          <w:highlight w:val="yellow"/>
-          <w:lang w:val="it-IT"/>
-        </w:rPr>
-        <w:t>”</w:t>
-      </w:r>
-      <w:r>
-        <w:rPr>
-          <w:b/>
-          <w:bCs/>
-          <w:sz w:val="28"/>
-          <w:szCs w:val="28"/>
-          <w:highlight w:val="yellow"/>
-          <w:lang w:val="it-IT"/>
-        </w:rPr>
-        <w:t xml:space="preserve">: </w:t>
-      </w:r>
-      <w:r>
-        <w:rPr>
-          <w:i/>
-          <w:iCs/>
-          <w:sz w:val="28"/>
-          <w:szCs w:val="28"/>
-          <w:highlight w:val="yellow"/>
-          <w:lang w:val="it-IT"/>
-        </w:rPr>
-        <w:t>&lt;c&gt;</w:t>
-      </w:r>
-      <w:r>
-        <w:rPr>
-          <w:b/>
-          <w:bCs/>
-          <w:sz w:val="28"/>
-          <w:szCs w:val="28"/>
-          <w:highlight w:val="yellow"/>
-          <w:lang w:val="it-IT"/>
-        </w:rPr>
-        <w:t>,</w:t>
-      </w:r>
-      <w:r>
-        <w:rPr>
-          <w:b/>
-          <w:bCs/>
-          <w:sz w:val="28"/>
-          <w:szCs w:val="28"/>
-          <w:highlight w:val="yellow"/>
-          <w:lang w:val="it-IT"/>
-        </w:rPr>
-        <w:t>”</w:t>
-      </w:r>
-      <w:r>
-        <w:rPr>
-          <w:b/>
-          <w:bCs/>
-          <w:sz w:val="28"/>
-          <w:szCs w:val="28"/>
-          <w:highlight w:val="yellow"/>
-          <w:lang w:val="it-IT"/>
-        </w:rPr>
-        <w:t>offset</w:t>
-      </w:r>
-      <w:r>
-        <w:rPr>
-          <w:b/>
-          <w:bCs/>
-          <w:sz w:val="28"/>
-          <w:szCs w:val="28"/>
-          <w:highlight w:val="yellow"/>
-          <w:lang w:val="it-IT"/>
-        </w:rPr>
-        <w:t>”</w:t>
-      </w:r>
-      <w:r>
-        <w:rPr>
-          <w:b/>
-          <w:bCs/>
-          <w:sz w:val="28"/>
-          <w:szCs w:val="28"/>
-          <w:highlight w:val="yellow"/>
-          <w:lang w:val="it-IT"/>
-        </w:rPr>
-        <w:t>:</w:t>
-      </w:r>
-      <w:r>
-        <w:rPr>
-          <w:i/>
-          <w:iCs/>
-          <w:sz w:val="28"/>
-          <w:szCs w:val="28"/>
-          <w:highlight w:val="yellow"/>
-          <w:lang w:val="it-IT"/>
-        </w:rPr>
-        <w:t>&lt;</w:t>
-      </w:r>
-      <w:r>
-        <w:rPr>
-          <w:i/>
-          <w:iCs/>
-          <w:sz w:val="28"/>
-          <w:szCs w:val="28"/>
-          <w:highlight w:val="yellow"/>
-          <w:lang w:val="it-IT"/>
-        </w:rPr>
-        <w:t>d</w:t>
-      </w:r>
-      <w:r>
-        <w:rPr>
-          <w:i/>
-          <w:iCs/>
-          <w:sz w:val="28"/>
-          <w:szCs w:val="28"/>
-          <w:highlight w:val="yellow"/>
-          <w:lang w:val="it-IT"/>
-        </w:rPr>
-        <w:t>&gt;</w:t>
-      </w:r>
-      <w:r>
-        <w:rPr>
-          <w:b/>
-          <w:bCs/>
-          <w:sz w:val="28"/>
-          <w:szCs w:val="28"/>
-          <w:highlight w:val="yellow"/>
-          <w:lang w:val="it-IT"/>
-        </w:rPr>
-        <w:t>,</w:t>
-      </w:r>
-      <w:r>
-        <w:rPr>
-          <w:b/>
-          <w:bCs/>
-          <w:sz w:val="28"/>
-          <w:szCs w:val="28"/>
-          <w:highlight w:val="yellow"/>
-          <w:lang w:val="it-IT"/>
-        </w:rPr>
-        <w:t>”</w:t>
-      </w:r>
-      <w:proofErr w:type="spellStart"/>
-      <w:r>
-        <w:rPr>
-          <w:b/>
-          <w:bCs/>
-          <w:sz w:val="28"/>
-          <w:szCs w:val="28"/>
-          <w:highlight w:val="yellow"/>
-          <w:lang w:val="it-IT"/>
-        </w:rPr>
-        <w:t>factor</w:t>
-      </w:r>
-      <w:proofErr w:type="spellEnd"/>
-      <w:r>
-        <w:rPr>
-          <w:b/>
-          <w:bCs/>
-          <w:sz w:val="28"/>
-          <w:szCs w:val="28"/>
-          <w:highlight w:val="yellow"/>
-          <w:lang w:val="it-IT"/>
-        </w:rPr>
-        <w:t>”</w:t>
-      </w:r>
-      <w:r>
-        <w:rPr>
-          <w:b/>
-          <w:bCs/>
-          <w:sz w:val="28"/>
-          <w:szCs w:val="28"/>
-          <w:highlight w:val="yellow"/>
-          <w:lang w:val="it-IT"/>
-        </w:rPr>
-        <w:t>:</w:t>
-      </w:r>
-      <w:r>
-        <w:rPr>
-          <w:i/>
-          <w:iCs/>
-          <w:sz w:val="28"/>
-          <w:szCs w:val="28"/>
-          <w:highlight w:val="yellow"/>
-          <w:lang w:val="it-IT"/>
-        </w:rPr>
-        <w:t>&lt;</w:t>
-      </w:r>
-      <w:r>
-        <w:rPr>
-          <w:i/>
-          <w:iCs/>
-          <w:sz w:val="28"/>
-          <w:szCs w:val="28"/>
-          <w:highlight w:val="yellow"/>
-          <w:lang w:val="it-IT"/>
-        </w:rPr>
-        <w:t>e</w:t>
-      </w:r>
-      <w:r>
-        <w:rPr>
-          <w:i/>
-          <w:iCs/>
-          <w:sz w:val="28"/>
-          <w:szCs w:val="28"/>
-          <w:highlight w:val="yellow"/>
-          <w:lang w:val="it-IT"/>
-        </w:rPr>
-        <w:t>&gt;</w:t>
-      </w:r>
-      <w:r>
-        <w:rPr>
-          <w:b/>
-          <w:bCs/>
-          <w:sz w:val="28"/>
-          <w:szCs w:val="28"/>
-          <w:highlight w:val="yellow"/>
-          <w:lang w:val="it-IT"/>
-        </w:rPr>
-        <w:t>}</w:t>
-      </w:r>
-      <w:r>
-        <w:rPr>
-          <w:lang w:val="it-IT"/>
-        </w:rPr>
-        <w:br/>
-        <w:t xml:space="preserve">&lt;a&gt;: (0 – 7) </w:t>
-      </w:r>
-      <w:proofErr w:type="spellStart"/>
-      <w:r>
-        <w:rPr>
-          <w:lang w:val="it-IT"/>
-        </w:rPr>
-        <w:t>sensor</w:t>
-      </w:r>
-      <w:proofErr w:type="spellEnd"/>
-      <w:r>
-        <w:rPr>
-          <w:lang w:val="it-IT"/>
-        </w:rPr>
-        <w:t xml:space="preserve"> </w:t>
-      </w:r>
-      <w:proofErr w:type="spellStart"/>
-      <w:r>
-        <w:rPr>
-          <w:lang w:val="it-IT"/>
-        </w:rPr>
-        <w:t>number</w:t>
-      </w:r>
-      <w:proofErr w:type="spellEnd"/>
-      <w:r>
-        <w:rPr>
-          <w:lang w:val="it-IT"/>
-        </w:rPr>
-        <w:br/>
-        <w:t>&lt;b&gt;: (</w:t>
-      </w:r>
-      <w:proofErr w:type="spellStart"/>
-      <w:r>
-        <w:rPr>
-          <w:lang w:val="it-IT"/>
-        </w:rPr>
-        <w:t>true</w:t>
-      </w:r>
-      <w:proofErr w:type="spellEnd"/>
-      <w:r>
-        <w:rPr>
-          <w:lang w:val="it-IT"/>
-        </w:rPr>
-        <w:t xml:space="preserve"> / false) DHT22 present</w:t>
-      </w:r>
-      <w:r>
-        <w:rPr>
-          <w:lang w:val="it-IT"/>
-        </w:rPr>
-        <w:t>e</w:t>
-      </w:r>
-      <w:r>
-        <w:rPr>
-          <w:lang w:val="it-IT"/>
-        </w:rPr>
-        <w:t xml:space="preserve"> / no</w:t>
-      </w:r>
-      <w:r>
-        <w:rPr>
-          <w:lang w:val="it-IT"/>
-        </w:rPr>
-        <w:t>n</w:t>
-      </w:r>
-      <w:r>
-        <w:rPr>
-          <w:lang w:val="it-IT"/>
-        </w:rPr>
-        <w:t xml:space="preserve"> present</w:t>
-      </w:r>
-      <w:r>
-        <w:rPr>
-          <w:lang w:val="it-IT"/>
-        </w:rPr>
-        <w:t>e</w:t>
-      </w:r>
-      <w:r>
-        <w:rPr>
-          <w:lang w:val="it-IT"/>
-        </w:rPr>
-        <w:br/>
-        <w:t>&lt;c&gt;: (</w:t>
-      </w:r>
-      <w:proofErr w:type="spellStart"/>
-      <w:r>
-        <w:rPr>
-          <w:lang w:val="it-IT"/>
-        </w:rPr>
-        <w:t>true</w:t>
-      </w:r>
-      <w:proofErr w:type="spellEnd"/>
-      <w:r>
-        <w:rPr>
-          <w:lang w:val="it-IT"/>
-        </w:rPr>
-        <w:t xml:space="preserve"> </w:t>
-      </w:r>
-      <w:r>
-        <w:rPr>
-          <w:lang w:val="it-IT"/>
-        </w:rPr>
-        <w:t>/</w:t>
-      </w:r>
-      <w:r>
-        <w:rPr>
-          <w:lang w:val="it-IT"/>
-        </w:rPr>
-        <w:t xml:space="preserve"> </w:t>
-      </w:r>
-      <w:r>
-        <w:rPr>
-          <w:lang w:val="it-IT"/>
-        </w:rPr>
-        <w:t>false) cellula di carica presente / non presente</w:t>
-      </w:r>
-      <w:r>
-        <w:rPr>
-          <w:lang w:val="it-IT"/>
-        </w:rPr>
-        <w:br/>
-      </w:r>
-      <w:r>
-        <w:rPr>
-          <w:lang w:val="it-IT"/>
-        </w:rPr>
-        <w:t xml:space="preserve">&lt;d&gt;: valore offset di calibrazionep.es. </w:t>
-      </w:r>
-      <w:r>
-        <w:rPr>
-          <w:lang w:val="it-IT"/>
-        </w:rPr>
-        <w:t>-297000</w:t>
-      </w:r>
-      <w:r>
-        <w:rPr>
-          <w:lang w:val="it-IT"/>
-        </w:rPr>
-        <w:br/>
-      </w:r>
-      <w:r>
-        <w:rPr>
-          <w:lang w:val="it-IT"/>
-        </w:rPr>
-        <w:t>&lt;</w:t>
-      </w:r>
-      <w:r>
-        <w:rPr>
-          <w:lang w:val="it-IT"/>
-        </w:rPr>
-        <w:t>e</w:t>
-      </w:r>
-      <w:r>
-        <w:rPr>
-          <w:lang w:val="it-IT"/>
-        </w:rPr>
-        <w:t xml:space="preserve">&gt;: valore </w:t>
-      </w:r>
-      <w:r>
-        <w:rPr>
-          <w:lang w:val="it-IT"/>
-        </w:rPr>
-        <w:t>fattore di calibrazione</w:t>
-      </w:r>
-      <w:r>
-        <w:rPr>
-          <w:lang w:val="it-IT"/>
-        </w:rPr>
-        <w:t xml:space="preserve"> p.es. </w:t>
-      </w:r>
-      <w:r>
-        <w:rPr>
-          <w:lang w:val="it-IT"/>
-        </w:rPr>
-        <w:t>213462</w:t>
-      </w:r>
-      <w:r>
-        <w:rPr>
-          <w:lang w:val="it-IT"/>
-        </w:rPr>
-        <w:br/>
-        <w:t xml:space="preserve">esempio completo: </w:t>
-      </w:r>
-      <w:r>
-        <w:rPr>
-          <w:lang w:val="it-IT"/>
-        </w:rPr>
-        <w:br/>
-      </w:r>
-      <w:r>
-        <w:rPr>
-          <w:highlight w:val="yellow"/>
-          <w:lang w:val="it-IT"/>
-        </w:rPr>
-        <w:t>{</w:t>
-      </w:r>
-      <w:r>
-        <w:rPr>
-          <w:highlight w:val="yellow"/>
-          <w:lang w:val="it-IT"/>
-        </w:rPr>
-        <w:t>“</w:t>
-      </w:r>
-      <w:r>
-        <w:rPr>
-          <w:highlight w:val="yellow"/>
-          <w:lang w:val="it-IT"/>
-        </w:rPr>
-        <w:t>sensor</w:t>
-      </w:r>
-      <w:r>
-        <w:rPr>
-          <w:highlight w:val="yellow"/>
-          <w:lang w:val="it-IT"/>
-        </w:rPr>
-        <w:t>”</w:t>
-      </w:r>
-      <w:r>
-        <w:rPr>
-          <w:highlight w:val="yellow"/>
-          <w:lang w:val="it-IT"/>
-        </w:rPr>
-        <w:t>:1,</w:t>
-      </w:r>
-      <w:r>
-        <w:rPr>
-          <w:highlight w:val="yellow"/>
-          <w:lang w:val="it-IT"/>
-        </w:rPr>
-        <w:t>”</w:t>
-      </w:r>
-      <w:r>
-        <w:rPr>
-          <w:highlight w:val="yellow"/>
-          <w:lang w:val="it-IT"/>
-        </w:rPr>
-        <w:t>sensDHT22</w:t>
-      </w:r>
-      <w:r>
-        <w:rPr>
-          <w:highlight w:val="yellow"/>
-          <w:lang w:val="it-IT"/>
-        </w:rPr>
-        <w:t>”</w:t>
-      </w:r>
-      <w:r>
-        <w:rPr>
-          <w:highlight w:val="yellow"/>
-          <w:lang w:val="it-IT"/>
-        </w:rPr>
-        <w:t>: true,</w:t>
-      </w:r>
-      <w:r>
-        <w:rPr>
-          <w:highlight w:val="yellow"/>
-          <w:lang w:val="it-IT"/>
-        </w:rPr>
-        <w:t>”</w:t>
-      </w:r>
-      <w:r>
-        <w:rPr>
-          <w:highlight w:val="yellow"/>
-          <w:lang w:val="it-IT"/>
-        </w:rPr>
-        <w:t>sensHX711</w:t>
-      </w:r>
-      <w:r>
-        <w:rPr>
-          <w:highlight w:val="yellow"/>
-          <w:lang w:val="it-IT"/>
-        </w:rPr>
-        <w:t>”</w:t>
-      </w:r>
-      <w:r>
-        <w:rPr>
-          <w:highlight w:val="yellow"/>
-          <w:lang w:val="it-IT"/>
-        </w:rPr>
-        <w:t xml:space="preserve">: </w:t>
-      </w:r>
-      <w:proofErr w:type="spellStart"/>
-      <w:r>
-        <w:rPr>
-          <w:highlight w:val="yellow"/>
-          <w:lang w:val="it-IT"/>
-        </w:rPr>
-        <w:t>true</w:t>
-      </w:r>
-      <w:proofErr w:type="spellEnd"/>
-      <w:r>
-        <w:rPr>
-          <w:highlight w:val="yellow"/>
-          <w:lang w:val="it-IT"/>
-        </w:rPr>
-        <w:t>,</w:t>
-      </w:r>
-      <w:r>
-        <w:rPr>
-          <w:highlight w:val="yellow"/>
-          <w:lang w:val="it-IT"/>
-        </w:rPr>
-        <w:t>”</w:t>
-      </w:r>
-      <w:r>
-        <w:rPr>
-          <w:highlight w:val="yellow"/>
-          <w:lang w:val="it-IT"/>
-        </w:rPr>
-        <w:t>offset</w:t>
-      </w:r>
-      <w:r>
-        <w:rPr>
-          <w:highlight w:val="yellow"/>
-          <w:lang w:val="it-IT"/>
-        </w:rPr>
-        <w:t>”</w:t>
-      </w:r>
-      <w:r>
-        <w:rPr>
-          <w:highlight w:val="yellow"/>
-          <w:lang w:val="it-IT"/>
-        </w:rPr>
-        <w:t>:-297000,</w:t>
-      </w:r>
-      <w:r>
-        <w:rPr>
-          <w:highlight w:val="yellow"/>
-          <w:lang w:val="it-IT"/>
-        </w:rPr>
-        <w:t>”</w:t>
-      </w:r>
-      <w:r>
-        <w:rPr>
-          <w:highlight w:val="yellow"/>
-          <w:lang w:val="it-IT"/>
-        </w:rPr>
-        <w:t>factor</w:t>
-      </w:r>
-      <w:r>
-        <w:rPr>
-          <w:highlight w:val="yellow"/>
-          <w:lang w:val="it-IT"/>
-        </w:rPr>
-        <w:t>”</w:t>
-      </w:r>
-      <w:r>
-        <w:rPr>
-          <w:highlight w:val="yellow"/>
-          <w:lang w:val="it-IT"/>
-        </w:rPr>
-        <w:t>:213462}</w:t>
-      </w:r>
-      <w:r>
-        <w:rPr>
-          <w:lang w:val="it-IT"/>
-        </w:rPr>
-        <w:br/>
-        <w:t>Guarda su per ottenere un esempio.</w:t>
-      </w:r>
-      <w:r>
-        <w:rPr>
-          <w:lang w:val="it-IT"/>
-        </w:rPr>
-        <w:br/>
-      </w:r>
-      <w:r>
-        <w:rPr>
-          <w:lang w:val="it-IT"/>
-        </w:rPr>
-        <w:t xml:space="preserve">Per impostare </w:t>
-      </w:r>
-      <w:r>
-        <w:rPr>
-          <w:lang w:val="it-IT"/>
-        </w:rPr>
-        <w:t xml:space="preserve">facilmente </w:t>
-      </w:r>
-      <w:r>
-        <w:rPr>
-          <w:lang w:val="it-IT"/>
-        </w:rPr>
-        <w:t xml:space="preserve">un sensore </w:t>
-      </w:r>
-      <w:r>
-        <w:rPr>
-          <w:lang w:val="it-IT"/>
-        </w:rPr>
-        <w:t>scansion</w:t>
-      </w:r>
-      <w:r>
-        <w:rPr>
-          <w:lang w:val="it-IT"/>
-        </w:rPr>
-        <w:t>i</w:t>
-      </w:r>
-      <w:r>
-        <w:rPr>
-          <w:lang w:val="it-IT"/>
-        </w:rPr>
-        <w:t xml:space="preserve"> il codice QR</w:t>
-      </w:r>
-      <w:r>
-        <w:rPr>
-          <w:lang w:val="it-IT"/>
-        </w:rPr>
-        <w:t xml:space="preserve"> dal sensore</w:t>
-      </w:r>
-      <w:r>
-        <w:rPr>
-          <w:lang w:val="it-IT"/>
-        </w:rPr>
-        <w:t xml:space="preserve"> </w:t>
-      </w:r>
-      <w:r>
-        <w:rPr>
-          <w:lang w:val="it-IT"/>
-        </w:rPr>
-        <w:t>e inseriscilo qui</w:t>
-      </w:r>
-      <w:r>
-        <w:rPr>
-          <w:lang w:val="it-IT"/>
-        </w:rPr>
-        <w:t>.</w:t>
-      </w:r>
-      <w:r>
-        <w:rPr>
-          <w:lang w:val="it-IT"/>
-        </w:rPr>
-        <w:br/>
-      </w:r>
+        <w:t xml:space="preserve">comando: </w:t>
+      </w:r>
+      <w:r>
+        <w:rPr>
+          <w:b/>
+          <w:bCs/>
+          <w:sz w:val="28"/>
+          <w:szCs w:val="28"/>
+          <w:lang w:val="it-IT"/>
+        </w:rPr>
+        <w:t>reload</w:t>
+      </w:r>
+      <w:r>
+        <w:rPr>
+          <w:b/>
+          <w:bCs/>
+          <w:sz w:val="28"/>
+          <w:szCs w:val="28"/>
+          <w:lang w:val="it-IT"/>
+        </w:rPr>
+        <w:br/>
+      </w:r>
+      <w:r>
+        <w:rPr>
+          <w:lang w:val="it-IT"/>
+        </w:rPr>
+        <w:t>carica i data dalla memoria permanente. In caso si sbagliamento inserimento dei dati prima di “store”.</w:t>
+      </w:r>
+    </w:p>
+    <w:p>
+      <w:pPr>
+        <w:rPr>
+          <w:lang w:val="it-IT"/>
+        </w:rPr>
+      </w:pPr>
+      <w:r>
+        <w:rPr>
+          <w:lang w:val="it-IT"/>
+        </w:rPr>
+        <w:br w:type="page"/>
+      </w:r>
+    </w:p>
+    <w:p>
+      <w:pPr>
+        <w:pStyle w:val="Listenabsatz"/>
+        <w:ind w:left="1440"/>
+        <w:rPr>
+          <w:lang w:val="it-IT"/>
+        </w:rPr>
+      </w:pPr>
     </w:p>
     <w:p>
       <w:pPr>
@@ -2013,74 +980,32 @@
         <w:rPr>
           <w:lang w:val="it-IT"/>
         </w:rPr>
-        <w:t>Commando (</w:t>
-      </w:r>
-      <w:r>
-        <w:rPr>
-          <w:b/>
-          <w:bCs/>
-          <w:sz w:val="28"/>
-          <w:szCs w:val="28"/>
-          <w:lang w:val="it-IT"/>
-        </w:rPr>
-        <w:t>mod</w:t>
-      </w:r>
-      <w:r>
-        <w:rPr>
-          <w:b/>
-          <w:bCs/>
-          <w:sz w:val="28"/>
-          <w:szCs w:val="28"/>
-          <w:lang w:val="it-IT"/>
-        </w:rPr>
-        <w:t>i</w:t>
-      </w:r>
-      <w:r>
-        <w:rPr>
-          <w:b/>
-          <w:bCs/>
-          <w:sz w:val="28"/>
-          <w:szCs w:val="28"/>
-          <w:lang w:val="it-IT"/>
-        </w:rPr>
-        <w:t>ficar</w:t>
-      </w:r>
-      <w:r>
-        <w:rPr>
-          <w:b/>
-          <w:bCs/>
-          <w:sz w:val="28"/>
-          <w:szCs w:val="28"/>
-          <w:lang w:val="it-IT"/>
-        </w:rPr>
-        <w:t>e</w:t>
-      </w:r>
-      <w:r>
-        <w:rPr>
-          <w:b/>
-          <w:bCs/>
-          <w:sz w:val="28"/>
-          <w:szCs w:val="28"/>
-          <w:lang w:val="it-IT"/>
-        </w:rPr>
-        <w:t xml:space="preserve"> e salvare </w:t>
-      </w:r>
-      <w:r>
-        <w:rPr>
-          <w:b/>
-          <w:bCs/>
-          <w:sz w:val="28"/>
-          <w:szCs w:val="28"/>
-          <w:lang w:val="it-IT"/>
-        </w:rPr>
-        <w:t>permanente il</w:t>
-      </w:r>
-      <w:r>
-        <w:rPr>
-          <w:b/>
-          <w:bCs/>
-          <w:sz w:val="28"/>
-          <w:szCs w:val="28"/>
+        <w:t>C</w:t>
+      </w:r>
+      <w:r>
+        <w:rPr>
+          <w:lang w:val="it-IT"/>
+        </w:rPr>
+        <w:t>omando</w:t>
+      </w:r>
+      <w:r>
+        <w:rPr>
+          <w:lang w:val="it-IT"/>
+        </w:rPr>
+        <w:t xml:space="preserve"> (</w:t>
+      </w:r>
+      <w:r>
+        <w:rPr>
+          <w:b/>
+          <w:bCs/>
+          <w:sz w:val="28"/>
+          <w:szCs w:val="28"/>
+          <w:lang w:val="it-IT"/>
+        </w:rPr>
+        <w:t>modificare i</w:t>
+      </w:r>
+      <w:r>
+        <w:rPr>
           <w:lang w:val="it-IT"/>
         </w:rPr>
         <w:t xml:space="preserve"> </w:t>
@@ -2093,14 +1018,16 @@
           <w:szCs w:val="28"/>
           <w:lang w:val="it-IT"/>
         </w:rPr>
-        <w:t>tempo di dormire)</w:t>
-      </w:r>
-      <w:r>
-        <w:rPr>
-          <w:b/>
-          <w:bCs/>
-          <w:sz w:val="28"/>
-          <w:szCs w:val="28"/>
+        <w:t>dati calibrazione</w:t>
+      </w:r>
+      <w:r>
+        <w:rPr>
+          <w:lang w:val="it-IT"/>
+        </w:rPr>
+        <w:t>)</w:t>
+      </w:r>
+      <w:r>
+        <w:rPr>
           <w:lang w:val="it-IT"/>
         </w:rPr>
         <w:t>:</w:t>
@@ -2110,6 +1037,11 @@
           <w:lang w:val="it-IT"/>
         </w:rPr>
         <w:br/>
+      </w:r>
+      <w:r>
+        <w:rPr>
+          <w:lang w:val="it-IT"/>
+        </w:rPr>
         <w:t xml:space="preserve"> </w:t>
       </w:r>
       <w:r>
@@ -2121,31 +1053,51 @@
           <w:highlight w:val="yellow"/>
           <w:lang w:val="it-IT"/>
         </w:rPr>
-        <w:t>{“</w:t>
-      </w:r>
-      <w:proofErr w:type="spellStart"/>
-      <w:r>
-        <w:rPr>
-          <w:b/>
-          <w:bCs/>
-          <w:sz w:val="28"/>
-          <w:szCs w:val="28"/>
-          <w:highlight w:val="yellow"/>
-          <w:lang w:val="it-IT"/>
-        </w:rPr>
-        <w:t>sleep_time</w:t>
-      </w:r>
-      <w:proofErr w:type="spellEnd"/>
-      <w:r>
-        <w:rPr>
-          <w:b/>
-          <w:bCs/>
-          <w:sz w:val="28"/>
-          <w:szCs w:val="28"/>
-          <w:highlight w:val="yellow"/>
-          <w:lang w:val="it-IT"/>
-        </w:rPr>
-        <w:t>”:</w:t>
+        <w:t>{</w:t>
+      </w:r>
+      <w:r>
+        <w:rPr>
+          <w:b/>
+          <w:bCs/>
+          <w:sz w:val="28"/>
+          <w:szCs w:val="28"/>
+          <w:highlight w:val="yellow"/>
+          <w:lang w:val="it-IT"/>
+        </w:rPr>
+        <w:t>“</w:t>
+      </w:r>
+      <w:r>
+        <w:rPr>
+          <w:b/>
+          <w:bCs/>
+          <w:sz w:val="28"/>
+          <w:szCs w:val="28"/>
+          <w:highlight w:val="yellow"/>
+          <w:lang w:val="it-IT"/>
+        </w:rPr>
+        <w:t>sensor</w:t>
+      </w:r>
+      <w:r>
+        <w:rPr>
+          <w:b/>
+          <w:bCs/>
+          <w:sz w:val="28"/>
+          <w:szCs w:val="28"/>
+          <w:highlight w:val="yellow"/>
+          <w:lang w:val="it-IT"/>
+        </w:rPr>
+        <w:t>”</w:t>
+      </w:r>
+      <w:r>
+        <w:rPr>
+          <w:b/>
+          <w:bCs/>
+          <w:sz w:val="28"/>
+          <w:szCs w:val="28"/>
+          <w:highlight w:val="yellow"/>
+          <w:lang w:val="it-IT"/>
+        </w:rPr>
+        <w:t>:</w:t>
       </w:r>
       <w:r>
         <w:rPr>
@@ -2167,6 +1119,314 @@
           <w:highlight w:val="yellow"/>
           <w:lang w:val="it-IT"/>
         </w:rPr>
+        <w:t>,</w:t>
+      </w:r>
+      <w:r>
+        <w:rPr>
+          <w:b/>
+          <w:bCs/>
+          <w:sz w:val="28"/>
+          <w:szCs w:val="28"/>
+          <w:highlight w:val="yellow"/>
+          <w:lang w:val="it-IT"/>
+        </w:rPr>
+        <w:t>”</w:t>
+      </w:r>
+      <w:r>
+        <w:rPr>
+          <w:b/>
+          <w:bCs/>
+          <w:sz w:val="28"/>
+          <w:szCs w:val="28"/>
+          <w:highlight w:val="yellow"/>
+          <w:lang w:val="it-IT"/>
+        </w:rPr>
+        <w:t>sensDHT22</w:t>
+      </w:r>
+      <w:r>
+        <w:rPr>
+          <w:b/>
+          <w:bCs/>
+          <w:sz w:val="28"/>
+          <w:szCs w:val="28"/>
+          <w:highlight w:val="yellow"/>
+          <w:lang w:val="it-IT"/>
+        </w:rPr>
+        <w:t>”</w:t>
+      </w:r>
+      <w:r>
+        <w:rPr>
+          <w:b/>
+          <w:bCs/>
+          <w:sz w:val="28"/>
+          <w:szCs w:val="28"/>
+          <w:highlight w:val="yellow"/>
+          <w:lang w:val="it-IT"/>
+        </w:rPr>
+        <w:t xml:space="preserve">: </w:t>
+      </w:r>
+      <w:r>
+        <w:rPr>
+          <w:i/>
+          <w:iCs/>
+          <w:sz w:val="28"/>
+          <w:szCs w:val="28"/>
+          <w:highlight w:val="yellow"/>
+          <w:lang w:val="it-IT"/>
+        </w:rPr>
+        <w:t>&lt;b&gt;</w:t>
+      </w:r>
+      <w:r>
+        <w:rPr>
+          <w:b/>
+          <w:bCs/>
+          <w:sz w:val="28"/>
+          <w:szCs w:val="28"/>
+          <w:highlight w:val="yellow"/>
+          <w:lang w:val="it-IT"/>
+        </w:rPr>
+        <w:t>,</w:t>
+      </w:r>
+      <w:r>
+        <w:rPr>
+          <w:b/>
+          <w:bCs/>
+          <w:sz w:val="28"/>
+          <w:szCs w:val="28"/>
+          <w:highlight w:val="yellow"/>
+          <w:lang w:val="it-IT"/>
+        </w:rPr>
+        <w:t>”</w:t>
+      </w:r>
+      <w:r>
+        <w:rPr>
+          <w:b/>
+          <w:bCs/>
+          <w:sz w:val="28"/>
+          <w:szCs w:val="28"/>
+          <w:highlight w:val="yellow"/>
+          <w:lang w:val="it-IT"/>
+        </w:rPr>
+        <w:t>sensHX711</w:t>
+      </w:r>
+      <w:r>
+        <w:rPr>
+          <w:b/>
+          <w:bCs/>
+          <w:sz w:val="28"/>
+          <w:szCs w:val="28"/>
+          <w:highlight w:val="yellow"/>
+          <w:lang w:val="it-IT"/>
+        </w:rPr>
+        <w:t>”</w:t>
+      </w:r>
+      <w:r>
+        <w:rPr>
+          <w:b/>
+          <w:bCs/>
+          <w:sz w:val="28"/>
+          <w:szCs w:val="28"/>
+          <w:highlight w:val="yellow"/>
+          <w:lang w:val="it-IT"/>
+        </w:rPr>
+        <w:t xml:space="preserve">: </w:t>
+      </w:r>
+      <w:r>
+        <w:rPr>
+          <w:i/>
+          <w:iCs/>
+          <w:sz w:val="28"/>
+          <w:szCs w:val="28"/>
+          <w:highlight w:val="yellow"/>
+          <w:lang w:val="it-IT"/>
+        </w:rPr>
+        <w:t>&lt;c&gt;</w:t>
+      </w:r>
+      <w:r>
+        <w:rPr>
+          <w:b/>
+          <w:bCs/>
+          <w:sz w:val="28"/>
+          <w:szCs w:val="28"/>
+          <w:highlight w:val="yellow"/>
+          <w:lang w:val="it-IT"/>
+        </w:rPr>
+        <w:t>,</w:t>
+      </w:r>
+      <w:r>
+        <w:rPr>
+          <w:b/>
+          <w:bCs/>
+          <w:sz w:val="28"/>
+          <w:szCs w:val="28"/>
+          <w:highlight w:val="yellow"/>
+          <w:lang w:val="it-IT"/>
+        </w:rPr>
+        <w:t>”</w:t>
+      </w:r>
+      <w:r>
+        <w:rPr>
+          <w:b/>
+          <w:bCs/>
+          <w:sz w:val="28"/>
+          <w:szCs w:val="28"/>
+          <w:highlight w:val="yellow"/>
+          <w:lang w:val="it-IT"/>
+        </w:rPr>
+        <w:t>offset</w:t>
+      </w:r>
+      <w:r>
+        <w:rPr>
+          <w:b/>
+          <w:bCs/>
+          <w:sz w:val="28"/>
+          <w:szCs w:val="28"/>
+          <w:highlight w:val="yellow"/>
+          <w:lang w:val="it-IT"/>
+        </w:rPr>
+        <w:t>”</w:t>
+      </w:r>
+      <w:r>
+        <w:rPr>
+          <w:b/>
+          <w:bCs/>
+          <w:sz w:val="28"/>
+          <w:szCs w:val="28"/>
+          <w:highlight w:val="yellow"/>
+          <w:lang w:val="it-IT"/>
+        </w:rPr>
+        <w:t>:</w:t>
+      </w:r>
+      <w:r>
+        <w:rPr>
+          <w:i/>
+          <w:iCs/>
+          <w:sz w:val="28"/>
+          <w:szCs w:val="28"/>
+          <w:highlight w:val="yellow"/>
+          <w:lang w:val="it-IT"/>
+        </w:rPr>
+        <w:t>&lt;</w:t>
+      </w:r>
+      <w:r>
+        <w:rPr>
+          <w:i/>
+          <w:iCs/>
+          <w:sz w:val="28"/>
+          <w:szCs w:val="28"/>
+          <w:highlight w:val="yellow"/>
+          <w:lang w:val="it-IT"/>
+        </w:rPr>
+        <w:t>d</w:t>
+      </w:r>
+      <w:r>
+        <w:rPr>
+          <w:i/>
+          <w:iCs/>
+          <w:sz w:val="28"/>
+          <w:szCs w:val="28"/>
+          <w:highlight w:val="yellow"/>
+          <w:lang w:val="it-IT"/>
+        </w:rPr>
+        <w:t>&gt;</w:t>
+      </w:r>
+      <w:r>
+        <w:rPr>
+          <w:b/>
+          <w:bCs/>
+          <w:sz w:val="28"/>
+          <w:szCs w:val="28"/>
+          <w:highlight w:val="yellow"/>
+          <w:lang w:val="it-IT"/>
+        </w:rPr>
+        <w:t>,</w:t>
+      </w:r>
+      <w:r>
+        <w:rPr>
+          <w:b/>
+          <w:bCs/>
+          <w:sz w:val="28"/>
+          <w:szCs w:val="28"/>
+          <w:highlight w:val="yellow"/>
+          <w:lang w:val="it-IT"/>
+        </w:rPr>
+        <w:t>”</w:t>
+      </w:r>
+      <w:r>
+        <w:rPr>
+          <w:b/>
+          <w:bCs/>
+          <w:sz w:val="28"/>
+          <w:szCs w:val="28"/>
+          <w:highlight w:val="yellow"/>
+          <w:lang w:val="it-IT"/>
+        </w:rPr>
+        <w:t>factor</w:t>
+      </w:r>
+      <w:r>
+        <w:rPr>
+          <w:b/>
+          <w:bCs/>
+          <w:sz w:val="28"/>
+          <w:szCs w:val="28"/>
+          <w:highlight w:val="yellow"/>
+          <w:lang w:val="it-IT"/>
+        </w:rPr>
+        <w:t>”</w:t>
+      </w:r>
+      <w:r>
+        <w:rPr>
+          <w:b/>
+          <w:bCs/>
+          <w:sz w:val="28"/>
+          <w:szCs w:val="28"/>
+          <w:highlight w:val="yellow"/>
+          <w:lang w:val="it-IT"/>
+        </w:rPr>
+        <w:t>:</w:t>
+      </w:r>
+      <w:r>
+        <w:rPr>
+          <w:i/>
+          <w:iCs/>
+          <w:sz w:val="28"/>
+          <w:szCs w:val="28"/>
+          <w:highlight w:val="yellow"/>
+          <w:lang w:val="it-IT"/>
+        </w:rPr>
+        <w:t>&lt;</w:t>
+      </w:r>
+      <w:r>
+        <w:rPr>
+          <w:i/>
+          <w:iCs/>
+          <w:sz w:val="28"/>
+          <w:szCs w:val="28"/>
+          <w:highlight w:val="yellow"/>
+          <w:lang w:val="it-IT"/>
+        </w:rPr>
+        <w:t>e</w:t>
+      </w:r>
+      <w:r>
+        <w:rPr>
+          <w:i/>
+          <w:iCs/>
+          <w:sz w:val="28"/>
+          <w:szCs w:val="28"/>
+          <w:highlight w:val="yellow"/>
+          <w:lang w:val="it-IT"/>
+        </w:rPr>
+        <w:t>&gt;</w:t>
+      </w:r>
+      <w:r>
+        <w:rPr>
+          <w:b/>
+          <w:bCs/>
+          <w:sz w:val="28"/>
+          <w:szCs w:val="28"/>
+          <w:highlight w:val="yellow"/>
+          <w:lang w:val="it-IT"/>
+        </w:rPr>
         <w:t>}</w:t>
       </w:r>
       <w:r>
@@ -2174,21 +1434,135 @@
           <w:lang w:val="it-IT"/>
         </w:rPr>
         <w:br/>
-        <w:t xml:space="preserve">&lt;a&gt;: </w:t>
-      </w:r>
-      <w:proofErr w:type="spellStart"/>
-      <w:r>
-        <w:rPr>
-          <w:lang w:val="it-IT"/>
-        </w:rPr>
-        <w:t>sleep</w:t>
-      </w:r>
-      <w:proofErr w:type="spellEnd"/>
-      <w:r>
-        <w:rPr>
-          <w:lang w:val="it-IT"/>
-        </w:rPr>
-        <w:t xml:space="preserve"> time in minutes</w:t>
+        <w:t>&lt;a&gt;: (0 – 7) sensor number</w:t>
+      </w:r>
+      <w:r>
+        <w:rPr>
+          <w:lang w:val="it-IT"/>
+        </w:rPr>
+        <w:br/>
+        <w:t>&lt;b&gt;: (true / false) DHT22 present</w:t>
+      </w:r>
+      <w:r>
+        <w:rPr>
+          <w:lang w:val="it-IT"/>
+        </w:rPr>
+        <w:t>e</w:t>
+      </w:r>
+      <w:r>
+        <w:rPr>
+          <w:lang w:val="it-IT"/>
+        </w:rPr>
+        <w:t xml:space="preserve"> / no</w:t>
+      </w:r>
+      <w:r>
+        <w:rPr>
+          <w:lang w:val="it-IT"/>
+        </w:rPr>
+        <w:t>n</w:t>
+      </w:r>
+      <w:r>
+        <w:rPr>
+          <w:lang w:val="it-IT"/>
+        </w:rPr>
+        <w:t xml:space="preserve"> present</w:t>
+      </w:r>
+      <w:r>
+        <w:rPr>
+          <w:lang w:val="it-IT"/>
+        </w:rPr>
+        <w:t>e</w:t>
+      </w:r>
+      <w:r>
+        <w:rPr>
+          <w:lang w:val="it-IT"/>
+        </w:rPr>
+        <w:br/>
+        <w:t>&lt;c&gt;: (true</w:t>
+      </w:r>
+      <w:r>
+        <w:rPr>
+          <w:lang w:val="it-IT"/>
+        </w:rPr>
+        <w:t xml:space="preserve"> </w:t>
+      </w:r>
+      <w:r>
+        <w:rPr>
+          <w:lang w:val="it-IT"/>
+        </w:rPr>
+        <w:t>/</w:t>
+      </w:r>
+      <w:r>
+        <w:rPr>
+          <w:lang w:val="it-IT"/>
+        </w:rPr>
+        <w:t xml:space="preserve"> </w:t>
+      </w:r>
+      <w:r>
+        <w:rPr>
+          <w:lang w:val="it-IT"/>
+        </w:rPr>
+        <w:t>false) cellula di carica presente / non presente</w:t>
+      </w:r>
+      <w:r>
+        <w:rPr>
+          <w:lang w:val="it-IT"/>
+        </w:rPr>
+        <w:br/>
+      </w:r>
+      <w:r>
+        <w:rPr>
+          <w:lang w:val="it-IT"/>
+        </w:rPr>
+        <w:t xml:space="preserve">&lt;d&gt;: valore offset di calibrazionep.es. </w:t>
+      </w:r>
+      <w:r>
+        <w:rPr>
+          <w:lang w:val="it-IT"/>
+        </w:rPr>
+        <w:t>-297000</w:t>
+      </w:r>
+      <w:r>
+        <w:rPr>
+          <w:lang w:val="it-IT"/>
+        </w:rPr>
+        <w:br/>
+      </w:r>
+      <w:r>
+        <w:rPr>
+          <w:lang w:val="it-IT"/>
+        </w:rPr>
+        <w:t>&lt;</w:t>
+      </w:r>
+      <w:r>
+        <w:rPr>
+          <w:lang w:val="it-IT"/>
+        </w:rPr>
+        <w:t>e</w:t>
+      </w:r>
+      <w:r>
+        <w:rPr>
+          <w:lang w:val="it-IT"/>
+        </w:rPr>
+        <w:t xml:space="preserve">&gt;: valore </w:t>
+      </w:r>
+      <w:r>
+        <w:rPr>
+          <w:lang w:val="it-IT"/>
+        </w:rPr>
+        <w:t>fattore di calibrazione</w:t>
+      </w:r>
+      <w:r>
+        <w:rPr>
+          <w:lang w:val="it-IT"/>
+        </w:rPr>
+        <w:t xml:space="preserve"> p.es. </w:t>
+      </w:r>
+      <w:r>
+        <w:rPr>
+          <w:lang w:val="it-IT"/>
+        </w:rPr>
+        <w:t>213462</w:t>
       </w:r>
       <w:r>
         <w:rPr>
@@ -2208,19 +1582,220 @@
           <w:highlight w:val="yellow"/>
           <w:lang w:val="it-IT"/>
         </w:rPr>
-        <w:t>{“sleep_time”:60}</w:t>
-      </w:r>
-      <w:r>
-        <w:rPr>
-          <w:lang w:val="it-IT"/>
-        </w:rPr>
-        <w:br/>
-      </w:r>
-      <w:r>
-        <w:rPr>
-          <w:lang w:val="it-IT"/>
-        </w:rPr>
+        <w:t>{</w:t>
+      </w:r>
+      <w:r>
+        <w:rPr>
+          <w:highlight w:val="yellow"/>
+          <w:lang w:val="it-IT"/>
+        </w:rPr>
+        <w:t>“</w:t>
+      </w:r>
+      <w:r>
+        <w:rPr>
+          <w:highlight w:val="yellow"/>
+          <w:lang w:val="it-IT"/>
+        </w:rPr>
+        <w:t>sensor</w:t>
+      </w:r>
+      <w:r>
+        <w:rPr>
+          <w:highlight w:val="yellow"/>
+          <w:lang w:val="it-IT"/>
+        </w:rPr>
+        <w:t>”</w:t>
+      </w:r>
+      <w:r>
+        <w:rPr>
+          <w:highlight w:val="yellow"/>
+          <w:lang w:val="it-IT"/>
+        </w:rPr>
+        <w:t>:1,</w:t>
+      </w:r>
+      <w:r>
+        <w:rPr>
+          <w:highlight w:val="yellow"/>
+          <w:lang w:val="it-IT"/>
+        </w:rPr>
+        <w:t>”</w:t>
+      </w:r>
+      <w:r>
+        <w:rPr>
+          <w:highlight w:val="yellow"/>
+          <w:lang w:val="it-IT"/>
+        </w:rPr>
+        <w:t>sensDHT22</w:t>
+      </w:r>
+      <w:r>
+        <w:rPr>
+          <w:highlight w:val="yellow"/>
+          <w:lang w:val="it-IT"/>
+        </w:rPr>
+        <w:t>”</w:t>
+      </w:r>
+      <w:r>
+        <w:rPr>
+          <w:highlight w:val="yellow"/>
+          <w:lang w:val="it-IT"/>
+        </w:rPr>
+        <w:t>: true,</w:t>
+      </w:r>
+      <w:r>
+        <w:rPr>
+          <w:highlight w:val="yellow"/>
+          <w:lang w:val="it-IT"/>
+        </w:rPr>
+        <w:t>”</w:t>
+      </w:r>
+      <w:r>
+        <w:rPr>
+          <w:highlight w:val="yellow"/>
+          <w:lang w:val="it-IT"/>
+        </w:rPr>
+        <w:t>sensHX711</w:t>
+      </w:r>
+      <w:r>
+        <w:rPr>
+          <w:highlight w:val="yellow"/>
+          <w:lang w:val="it-IT"/>
+        </w:rPr>
+        <w:t>”</w:t>
+      </w:r>
+      <w:r>
+        <w:rPr>
+          <w:highlight w:val="yellow"/>
+          <w:lang w:val="it-IT"/>
+        </w:rPr>
+        <w:t>: true,</w:t>
+      </w:r>
+      <w:r>
+        <w:rPr>
+          <w:highlight w:val="yellow"/>
+          <w:lang w:val="it-IT"/>
+        </w:rPr>
+        <w:t>”</w:t>
+      </w:r>
+      <w:r>
+        <w:rPr>
+          <w:highlight w:val="yellow"/>
+          <w:lang w:val="it-IT"/>
+        </w:rPr>
+        <w:t>offset</w:t>
+      </w:r>
+      <w:r>
+        <w:rPr>
+          <w:highlight w:val="yellow"/>
+          <w:lang w:val="it-IT"/>
+        </w:rPr>
+        <w:t>”</w:t>
+      </w:r>
+      <w:r>
+        <w:rPr>
+          <w:highlight w:val="yellow"/>
+          <w:lang w:val="it-IT"/>
+        </w:rPr>
+        <w:t>:-297000,</w:t>
+      </w:r>
+      <w:r>
+        <w:rPr>
+          <w:highlight w:val="yellow"/>
+          <w:lang w:val="it-IT"/>
+        </w:rPr>
+        <w:t>”</w:t>
+      </w:r>
+      <w:r>
+        <w:rPr>
+          <w:highlight w:val="yellow"/>
+          <w:lang w:val="it-IT"/>
+        </w:rPr>
+        <w:t>factor</w:t>
+      </w:r>
+      <w:r>
+        <w:rPr>
+          <w:highlight w:val="yellow"/>
+          <w:lang w:val="it-IT"/>
+        </w:rPr>
+        <w:t>”</w:t>
+      </w:r>
+      <w:r>
+        <w:rPr>
+          <w:highlight w:val="yellow"/>
+          <w:lang w:val="it-IT"/>
+        </w:rPr>
+        <w:t>:213462}</w:t>
+      </w:r>
+      <w:r>
+        <w:rPr>
+          <w:lang w:val="it-IT"/>
+        </w:rPr>
+        <w:br/>
         <w:t>Guarda su per ottenere un esempio.</w:t>
+      </w:r>
+      <w:r>
+        <w:rPr>
+          <w:lang w:val="it-IT"/>
+        </w:rPr>
+        <w:br/>
+      </w:r>
+      <w:r>
+        <w:rPr>
+          <w:lang w:val="it-IT"/>
+        </w:rPr>
+        <w:t xml:space="preserve">Per impostare </w:t>
+      </w:r>
+      <w:r>
+        <w:rPr>
+          <w:lang w:val="it-IT"/>
+        </w:rPr>
+        <w:t xml:space="preserve">facilmente </w:t>
+      </w:r>
+      <w:r>
+        <w:rPr>
+          <w:lang w:val="it-IT"/>
+        </w:rPr>
+        <w:t xml:space="preserve">un sensore </w:t>
+      </w:r>
+      <w:r>
+        <w:rPr>
+          <w:lang w:val="it-IT"/>
+        </w:rPr>
+        <w:t>scansion</w:t>
+      </w:r>
+      <w:r>
+        <w:rPr>
+          <w:lang w:val="it-IT"/>
+        </w:rPr>
+        <w:t>i</w:t>
+      </w:r>
+      <w:r>
+        <w:rPr>
+          <w:lang w:val="it-IT"/>
+        </w:rPr>
+        <w:t xml:space="preserve"> il codice QR</w:t>
+      </w:r>
+      <w:r>
+        <w:rPr>
+          <w:lang w:val="it-IT"/>
+        </w:rPr>
+        <w:t xml:space="preserve"> dal sensore</w:t>
+      </w:r>
+      <w:r>
+        <w:rPr>
+          <w:lang w:val="it-IT"/>
+        </w:rPr>
+        <w:t xml:space="preserve"> </w:t>
+      </w:r>
+      <w:r>
+        <w:rPr>
+          <w:lang w:val="it-IT"/>
+        </w:rPr>
+        <w:t>e inseriscilo qui</w:t>
+      </w:r>
+      <w:r>
+        <w:rPr>
+          <w:lang w:val="it-IT"/>
+        </w:rPr>
+        <w:t>.</w:t>
       </w:r>
       <w:r>
         <w:rPr>
@@ -2244,6 +1819,199 @@
         <w:rPr>
           <w:lang w:val="it-IT"/>
         </w:rPr>
+        <w:t>Commando (</w:t>
+      </w:r>
+      <w:r>
+        <w:rPr>
+          <w:b/>
+          <w:bCs/>
+          <w:sz w:val="28"/>
+          <w:szCs w:val="28"/>
+          <w:lang w:val="it-IT"/>
+        </w:rPr>
+        <w:t>mod</w:t>
+      </w:r>
+      <w:r>
+        <w:rPr>
+          <w:b/>
+          <w:bCs/>
+          <w:sz w:val="28"/>
+          <w:szCs w:val="28"/>
+          <w:lang w:val="it-IT"/>
+        </w:rPr>
+        <w:t>i</w:t>
+      </w:r>
+      <w:r>
+        <w:rPr>
+          <w:b/>
+          <w:bCs/>
+          <w:sz w:val="28"/>
+          <w:szCs w:val="28"/>
+          <w:lang w:val="it-IT"/>
+        </w:rPr>
+        <w:t>ficar</w:t>
+      </w:r>
+      <w:r>
+        <w:rPr>
+          <w:b/>
+          <w:bCs/>
+          <w:sz w:val="28"/>
+          <w:szCs w:val="28"/>
+          <w:lang w:val="it-IT"/>
+        </w:rPr>
+        <w:t>e</w:t>
+      </w:r>
+      <w:r>
+        <w:rPr>
+          <w:b/>
+          <w:bCs/>
+          <w:sz w:val="28"/>
+          <w:szCs w:val="28"/>
+          <w:lang w:val="it-IT"/>
+        </w:rPr>
+        <w:t xml:space="preserve"> e salvare </w:t>
+      </w:r>
+      <w:r>
+        <w:rPr>
+          <w:b/>
+          <w:bCs/>
+          <w:sz w:val="28"/>
+          <w:szCs w:val="28"/>
+          <w:lang w:val="it-IT"/>
+        </w:rPr>
+        <w:t>permanente il</w:t>
+      </w:r>
+      <w:r>
+        <w:rPr>
+          <w:b/>
+          <w:bCs/>
+          <w:sz w:val="28"/>
+          <w:szCs w:val="28"/>
+          <w:lang w:val="it-IT"/>
+        </w:rPr>
+        <w:t xml:space="preserve"> </w:t>
+      </w:r>
+      <w:r>
+        <w:rPr>
+          <w:b/>
+          <w:bCs/>
+          <w:sz w:val="28"/>
+          <w:szCs w:val="28"/>
+          <w:lang w:val="it-IT"/>
+        </w:rPr>
+        <w:t>tempo di dormire)</w:t>
+      </w:r>
+      <w:r>
+        <w:rPr>
+          <w:b/>
+          <w:bCs/>
+          <w:sz w:val="28"/>
+          <w:szCs w:val="28"/>
+          <w:lang w:val="it-IT"/>
+        </w:rPr>
+        <w:t>:</w:t>
+      </w:r>
+      <w:r>
+        <w:rPr>
+          <w:lang w:val="it-IT"/>
+        </w:rPr>
+        <w:br/>
+        <w:t xml:space="preserve"> </w:t>
+      </w:r>
+      <w:r>
+        <w:rPr>
+          <w:b/>
+          <w:bCs/>
+          <w:sz w:val="28"/>
+          <w:szCs w:val="28"/>
+          <w:highlight w:val="yellow"/>
+          <w:lang w:val="it-IT"/>
+        </w:rPr>
+        <w:t>{“sleep_time”:</w:t>
+      </w:r>
+      <w:r>
+        <w:rPr>
+          <w:i/>
+          <w:iCs/>
+          <w:sz w:val="28"/>
+          <w:szCs w:val="28"/>
+          <w:highlight w:val="yellow"/>
+          <w:lang w:val="it-IT"/>
+        </w:rPr>
+        <w:t>&lt;a&gt;</w:t>
+      </w:r>
+      <w:r>
+        <w:rPr>
+          <w:b/>
+          <w:bCs/>
+          <w:sz w:val="28"/>
+          <w:szCs w:val="28"/>
+          <w:highlight w:val="yellow"/>
+          <w:lang w:val="it-IT"/>
+        </w:rPr>
+        <w:t>}</w:t>
+      </w:r>
+      <w:r>
+        <w:rPr>
+          <w:lang w:val="it-IT"/>
+        </w:rPr>
+        <w:br/>
+        <w:t>&lt;a&gt;: sleep time in minutes</w:t>
+      </w:r>
+      <w:r>
+        <w:rPr>
+          <w:lang w:val="it-IT"/>
+        </w:rPr>
+        <w:br/>
+        <w:t xml:space="preserve">esempio completo: </w:t>
+      </w:r>
+      <w:r>
+        <w:rPr>
+          <w:lang w:val="it-IT"/>
+        </w:rPr>
+        <w:br/>
+      </w:r>
+      <w:r>
+        <w:rPr>
+          <w:highlight w:val="yellow"/>
+          <w:lang w:val="it-IT"/>
+        </w:rPr>
+        <w:t>{“sleep_time”:60}</w:t>
+      </w:r>
+      <w:r>
+        <w:rPr>
+          <w:lang w:val="it-IT"/>
+        </w:rPr>
+        <w:br/>
+      </w:r>
+      <w:r>
+        <w:rPr>
+          <w:lang w:val="it-IT"/>
+        </w:rPr>
+        <w:t>Guarda su per ottenere un esempio.</w:t>
+      </w:r>
+      <w:r>
+        <w:rPr>
+          <w:lang w:val="it-IT"/>
+        </w:rPr>
+        <w:br/>
+      </w:r>
+    </w:p>
+    <w:p>
+      <w:pPr>
+        <w:pStyle w:val="Listenabsatz"/>
+        <w:numPr>
+          <w:ilvl w:val="1"/>
+          <w:numId w:val="1"/>
+        </w:numPr>
+        <w:rPr>
+          <w:lang w:val="it-IT"/>
+        </w:rPr>
+      </w:pPr>
+      <w:r>
+        <w:rPr>
+          <w:lang w:val="it-IT"/>
+        </w:rPr>
         <w:t xml:space="preserve">Commando: </w:t>
       </w:r>
       <w:r>
@@ -2333,30 +2101,8 @@
         <w:rPr>
           <w:lang w:val="it-IT"/>
         </w:rPr>
-        <w:t xml:space="preserve">, </w:t>
-      </w:r>
-      <w:proofErr w:type="spellStart"/>
-      <w:r>
-        <w:rPr>
-          <w:lang w:val="it-IT"/>
-        </w:rPr>
-        <w:t>MeshBee</w:t>
-      </w:r>
-      <w:proofErr w:type="spellEnd"/>
-      <w:r>
-        <w:rPr>
-          <w:lang w:val="it-IT"/>
-        </w:rPr>
-        <w:t xml:space="preserve"> trasmette un messaggio </w:t>
-      </w:r>
-      <w:proofErr w:type="spellStart"/>
-      <w:r>
-        <w:rPr>
-          <w:lang w:val="it-IT"/>
-        </w:rPr>
-        <w:t>Meshtastic</w:t>
-      </w:r>
-      <w:proofErr w:type="spellEnd"/>
+        <w:t>, MeshBee trasmette un messaggio Meshtastic</w:t>
+      </w:r>
       <w:r>
         <w:rPr>
           <w:lang w:val="it-IT"/>
@@ -2468,21 +2214,7 @@
         <w:rPr>
           <w:lang w:val="it-IT"/>
         </w:rPr>
-        <w:t xml:space="preserve">col nodo </w:t>
-      </w:r>
-      <w:proofErr w:type="spellStart"/>
-      <w:r>
-        <w:rPr>
-          <w:lang w:val="it-IT"/>
-        </w:rPr>
-        <w:t>Meshtastic</w:t>
-      </w:r>
-      <w:proofErr w:type="spellEnd"/>
-      <w:r>
-        <w:rPr>
-          <w:lang w:val="it-IT"/>
-        </w:rPr>
-        <w:t xml:space="preserve"> dal trasmettitore, non vedi i messaggi trasmessi.</w:t>
+        <w:t>col nodo Meshtastic dal trasmettitore, non vedi i messaggi trasmessi.</w:t>
       </w:r>
     </w:p>
     <w:p>
@@ -2520,21 +2252,7 @@
         <w:rPr>
           <w:lang w:val="it-IT"/>
         </w:rPr>
-        <w:t xml:space="preserve"> il valore “</w:t>
-      </w:r>
-      <w:proofErr w:type="spellStart"/>
-      <w:r>
-        <w:rPr>
-          <w:lang w:val="it-IT"/>
-        </w:rPr>
-        <w:t>null</w:t>
-      </w:r>
-      <w:proofErr w:type="spellEnd"/>
-      <w:r>
-        <w:rPr>
-          <w:lang w:val="it-IT"/>
-        </w:rPr>
-        <w:t>” c’è un errore col sensore e il trasmettitore non è riuscito di leggerlo.</w:t>
+        <w:t xml:space="preserve"> il valore “null” c’è un errore col sensore e il trasmettitore non è riuscito di leggerlo.</w:t>
       </w:r>
       <w:r>
         <w:rPr>
@@ -2553,39 +2271,7 @@
           <w:highlight w:val="yellow"/>
           <w:lang w:val="it-IT"/>
         </w:rPr>
-        <w:t xml:space="preserve">“ </w:t>
-      </w:r>
-      <w:proofErr w:type="spellStart"/>
-      <w:r>
-        <w:rPr>
-          <w:highlight w:val="yellow"/>
-          <w:lang w:val="it-IT"/>
-        </w:rPr>
-        <w:t>sensor</w:t>
-      </w:r>
-      <w:proofErr w:type="spellEnd"/>
-      <w:r>
-        <w:rPr>
-          <w:highlight w:val="yellow"/>
-          <w:lang w:val="it-IT"/>
-        </w:rPr>
-        <w:t xml:space="preserve"> &lt;X&gt; </w:t>
-      </w:r>
-      <w:proofErr w:type="spellStart"/>
-      <w:r>
-        <w:rPr>
-          <w:highlight w:val="yellow"/>
-          <w:lang w:val="it-IT"/>
-        </w:rPr>
-        <w:t>error</w:t>
-      </w:r>
-      <w:proofErr w:type="spellEnd"/>
-      <w:r>
-        <w:rPr>
-          <w:highlight w:val="yellow"/>
-          <w:lang w:val="it-IT"/>
-        </w:rPr>
-        <w:t xml:space="preserve"> on &lt;YYYYY&gt;”</w:t>
+        <w:t>“ sensor &lt;X&gt; error on &lt;YYYYY&gt;”</w:t>
       </w:r>
     </w:p>
     <w:p>
